--- a/template_command_solo.docx
+++ b/template_command_solo.docx
@@ -413,7 +413,52 @@
           <w:szCs w:val="32"/>
           <w:lang w:val="en-US"/>
         </w:rPr>
-        <w:t xml:space="preserve">} </w:t>
+        <w:t>}</w:t>
+      </w:r>
+      <w:r>
+        <w:rPr>
+          <w:rFonts w:ascii="TH SarabunPSK" w:hAnsi="TH SarabunPSK" w:cs="TH SarabunPSK"/>
+          <w:sz w:val="32"/>
+          <w:szCs w:val="32"/>
+          <w:lang w:val="en-US"/>
+        </w:rPr>
+        <w:t xml:space="preserve"> </w:t>
+      </w:r>
+      <w:r>
+        <w:rPr>
+          <w:rFonts w:ascii="TH SarabunPSK" w:eastAsia="Sarabun" w:hAnsi="TH SarabunPSK" w:cs="TH SarabunPSK"/>
+          <w:sz w:val="32"/>
+          <w:szCs w:val="32"/>
+          <w:lang w:val="en-US"/>
+        </w:rPr>
+        <w:t>{</w:t>
+      </w:r>
+      <w:r>
+        <w:rPr>
+          <w:rFonts w:ascii="TH SarabunPSK" w:eastAsia="Sarabun" w:hAnsi="TH SarabunPSK" w:cs="TH SarabunPSK"/>
+          <w:sz w:val="32"/>
+          <w:szCs w:val="32"/>
+          <w:lang w:val="en-US"/>
+        </w:rPr>
+        <w:t>province</w:t>
+      </w:r>
+      <w:r>
+        <w:rPr>
+          <w:rFonts w:ascii="TH SarabunPSK" w:eastAsia="Sarabun" w:hAnsi="TH SarabunPSK" w:cs="TH SarabunPSK"/>
+          <w:sz w:val="32"/>
+          <w:szCs w:val="32"/>
+          <w:lang w:val="en-US"/>
+        </w:rPr>
+        <w:t>}</w:t>
+      </w:r>
+      <w:r>
+        <w:rPr>
+          <w:rFonts w:ascii="TH SarabunPSK" w:hAnsi="TH SarabunPSK" w:cs="TH SarabunPSK"/>
+          <w:sz w:val="32"/>
+          <w:szCs w:val="32"/>
+          <w:lang w:val="en-US"/>
+        </w:rPr>
+        <w:t xml:space="preserve"> </w:t>
       </w:r>
       <w:r>
         <w:rPr>
@@ -886,7 +931,7 @@
         <w:kern w:val="2"/>
         <w:sz w:val="24"/>
         <w:szCs w:val="30"/>
-        <w:lang w:eastAsia="zh-CN" w:bidi="th-TH"/>
+        <w:lang w:val="en-TH" w:eastAsia="zh-CN" w:bidi="th-TH"/>
         <w14:ligatures w14:val="standardContextual"/>
       </w:rPr>
     </w:rPrDefault>
@@ -1270,15 +1315,15 @@
     <w:lsdException w:name="Unresolved Mention" w:semiHidden="1" w:unhideWhenUsed="1"/>
     <w:lsdException w:name="Smart Link" w:semiHidden="1" w:unhideWhenUsed="1"/>
   </w:latentStyles>
-  <w:style w:type="paragraph" w:default="1" w:styleId="a">
+  <w:style w:type="paragraph" w:default="1" w:styleId="Normal">
     <w:name w:val="Normal"/>
     <w:qFormat/>
   </w:style>
-  <w:style w:type="paragraph" w:styleId="1">
+  <w:style w:type="paragraph" w:styleId="Heading1">
     <w:name w:val="heading 1"/>
-    <w:basedOn w:val="a"/>
-    <w:next w:val="a"/>
-    <w:link w:val="10"/>
+    <w:basedOn w:val="Normal"/>
+    <w:next w:val="Normal"/>
+    <w:link w:val="Heading1Char"/>
     <w:uiPriority w:val="9"/>
     <w:qFormat/>
     <w:rsid w:val="00AD1366"/>
@@ -1295,11 +1340,11 @@
       <w:szCs w:val="61"/>
     </w:rPr>
   </w:style>
-  <w:style w:type="paragraph" w:styleId="2">
+  <w:style w:type="paragraph" w:styleId="Heading2">
     <w:name w:val="heading 2"/>
-    <w:basedOn w:val="a"/>
-    <w:next w:val="a"/>
-    <w:link w:val="20"/>
+    <w:basedOn w:val="Normal"/>
+    <w:next w:val="Normal"/>
+    <w:link w:val="Heading2Char"/>
     <w:uiPriority w:val="9"/>
     <w:semiHidden/>
     <w:unhideWhenUsed/>
@@ -1318,11 +1363,11 @@
       <w:szCs w:val="50"/>
     </w:rPr>
   </w:style>
-  <w:style w:type="paragraph" w:styleId="3">
+  <w:style w:type="paragraph" w:styleId="Heading3">
     <w:name w:val="heading 3"/>
-    <w:basedOn w:val="a"/>
-    <w:next w:val="a"/>
-    <w:link w:val="30"/>
+    <w:basedOn w:val="Normal"/>
+    <w:next w:val="Normal"/>
+    <w:link w:val="Heading3Char"/>
     <w:uiPriority w:val="9"/>
     <w:semiHidden/>
     <w:unhideWhenUsed/>
@@ -1341,11 +1386,11 @@
       <w:szCs w:val="40"/>
     </w:rPr>
   </w:style>
-  <w:style w:type="paragraph" w:styleId="4">
+  <w:style w:type="paragraph" w:styleId="Heading4">
     <w:name w:val="heading 4"/>
-    <w:basedOn w:val="a"/>
-    <w:next w:val="a"/>
-    <w:link w:val="40"/>
+    <w:basedOn w:val="Normal"/>
+    <w:next w:val="Normal"/>
+    <w:link w:val="Heading4Char"/>
     <w:uiPriority w:val="9"/>
     <w:semiHidden/>
     <w:unhideWhenUsed/>
@@ -1364,11 +1409,11 @@
       <w:szCs w:val="35"/>
     </w:rPr>
   </w:style>
-  <w:style w:type="paragraph" w:styleId="5">
+  <w:style w:type="paragraph" w:styleId="Heading5">
     <w:name w:val="heading 5"/>
-    <w:basedOn w:val="a"/>
-    <w:next w:val="a"/>
-    <w:link w:val="50"/>
+    <w:basedOn w:val="Normal"/>
+    <w:next w:val="Normal"/>
+    <w:link w:val="Heading5Char"/>
     <w:uiPriority w:val="9"/>
     <w:semiHidden/>
     <w:unhideWhenUsed/>
@@ -1385,11 +1430,11 @@
       <w:color w:val="0F4761" w:themeColor="accent1" w:themeShade="BF"/>
     </w:rPr>
   </w:style>
-  <w:style w:type="paragraph" w:styleId="6">
+  <w:style w:type="paragraph" w:styleId="Heading6">
     <w:name w:val="heading 6"/>
-    <w:basedOn w:val="a"/>
-    <w:next w:val="a"/>
-    <w:link w:val="60"/>
+    <w:basedOn w:val="Normal"/>
+    <w:next w:val="Normal"/>
+    <w:link w:val="Heading6Char"/>
     <w:uiPriority w:val="9"/>
     <w:semiHidden/>
     <w:unhideWhenUsed/>
@@ -1408,11 +1453,11 @@
       <w:color w:val="0F4761" w:themeColor="accent1" w:themeShade="BF"/>
     </w:rPr>
   </w:style>
-  <w:style w:type="paragraph" w:styleId="7">
+  <w:style w:type="paragraph" w:styleId="Heading7">
     <w:name w:val="heading 7"/>
-    <w:basedOn w:val="a"/>
-    <w:next w:val="a"/>
-    <w:link w:val="70"/>
+    <w:basedOn w:val="Normal"/>
+    <w:next w:val="Normal"/>
+    <w:link w:val="Heading7Char"/>
     <w:uiPriority w:val="9"/>
     <w:semiHidden/>
     <w:unhideWhenUsed/>
@@ -1431,11 +1476,11 @@
       <w:color w:val="595959" w:themeColor="text1" w:themeTint="A6"/>
     </w:rPr>
   </w:style>
-  <w:style w:type="paragraph" w:styleId="8">
+  <w:style w:type="paragraph" w:styleId="Heading8">
     <w:name w:val="heading 8"/>
-    <w:basedOn w:val="a"/>
-    <w:next w:val="a"/>
-    <w:link w:val="80"/>
+    <w:basedOn w:val="Normal"/>
+    <w:next w:val="Normal"/>
+    <w:link w:val="Heading8Char"/>
     <w:uiPriority w:val="9"/>
     <w:semiHidden/>
     <w:unhideWhenUsed/>
@@ -1451,11 +1496,11 @@
       <w:color w:val="595959" w:themeColor="text1" w:themeTint="A6"/>
     </w:rPr>
   </w:style>
-  <w:style w:type="paragraph" w:styleId="9">
+  <w:style w:type="paragraph" w:styleId="Heading9">
     <w:name w:val="heading 9"/>
-    <w:basedOn w:val="a"/>
-    <w:next w:val="a"/>
-    <w:link w:val="90"/>
+    <w:basedOn w:val="Normal"/>
+    <w:next w:val="Normal"/>
+    <w:link w:val="Heading9Char"/>
     <w:uiPriority w:val="9"/>
     <w:semiHidden/>
     <w:unhideWhenUsed/>
@@ -1471,13 +1516,13 @@
       <w:color w:val="595959" w:themeColor="text1" w:themeTint="A6"/>
     </w:rPr>
   </w:style>
-  <w:style w:type="character" w:default="1" w:styleId="a0">
+  <w:style w:type="character" w:default="1" w:styleId="DefaultParagraphFont">
     <w:name w:val="Default Paragraph Font"/>
     <w:uiPriority w:val="1"/>
     <w:semiHidden/>
     <w:unhideWhenUsed/>
   </w:style>
-  <w:style w:type="table" w:default="1" w:styleId="a1">
+  <w:style w:type="table" w:default="1" w:styleId="TableNormal">
     <w:name w:val="Normal Table"/>
     <w:uiPriority w:val="99"/>
     <w:semiHidden/>
@@ -1492,7 +1537,7 @@
       </w:tblCellMar>
     </w:tblPr>
   </w:style>
-  <w:style w:type="numbering" w:default="1" w:styleId="a2">
+  <w:style w:type="numbering" w:default="1" w:styleId="NoList">
     <w:name w:val="No List"/>
     <w:uiPriority w:val="99"/>
     <w:semiHidden/>
@@ -1500,7 +1545,7 @@
   </w:style>
   <w:style w:type="paragraph" w:customStyle="1" w:styleId="Style1">
     <w:name w:val="Style1"/>
-    <w:basedOn w:val="a"/>
+    <w:basedOn w:val="Normal"/>
     <w:autoRedefine/>
     <w:qFormat/>
     <w:rsid w:val="004E6E83"/>
@@ -1511,10 +1556,10 @@
       <w:sz w:val="32"/>
     </w:rPr>
   </w:style>
-  <w:style w:type="character" w:customStyle="1" w:styleId="10">
-    <w:name w:val="หัวเรื่อง 1 อักขระ"/>
-    <w:basedOn w:val="a0"/>
-    <w:link w:val="1"/>
+  <w:style w:type="character" w:customStyle="1" w:styleId="Heading1Char">
+    <w:name w:val="Heading 1 Char"/>
+    <w:basedOn w:val="DefaultParagraphFont"/>
+    <w:link w:val="Heading1"/>
     <w:uiPriority w:val="9"/>
     <w:rsid w:val="00AD1366"/>
     <w:rPr>
@@ -1524,10 +1569,10 @@
       <w:szCs w:val="61"/>
     </w:rPr>
   </w:style>
-  <w:style w:type="character" w:customStyle="1" w:styleId="20">
-    <w:name w:val="หัวเรื่อง 2 อักขระ"/>
-    <w:basedOn w:val="a0"/>
-    <w:link w:val="2"/>
+  <w:style w:type="character" w:customStyle="1" w:styleId="Heading2Char">
+    <w:name w:val="Heading 2 Char"/>
+    <w:basedOn w:val="DefaultParagraphFont"/>
+    <w:link w:val="Heading2"/>
     <w:uiPriority w:val="9"/>
     <w:semiHidden/>
     <w:rsid w:val="00AD1366"/>
@@ -1538,10 +1583,10 @@
       <w:szCs w:val="50"/>
     </w:rPr>
   </w:style>
-  <w:style w:type="character" w:customStyle="1" w:styleId="30">
-    <w:name w:val="หัวเรื่อง 3 อักขระ"/>
-    <w:basedOn w:val="a0"/>
-    <w:link w:val="3"/>
+  <w:style w:type="character" w:customStyle="1" w:styleId="Heading3Char">
+    <w:name w:val="Heading 3 Char"/>
+    <w:basedOn w:val="DefaultParagraphFont"/>
+    <w:link w:val="Heading3"/>
     <w:uiPriority w:val="9"/>
     <w:semiHidden/>
     <w:rsid w:val="00AD1366"/>
@@ -1552,10 +1597,10 @@
       <w:szCs w:val="40"/>
     </w:rPr>
   </w:style>
-  <w:style w:type="character" w:customStyle="1" w:styleId="40">
-    <w:name w:val="หัวเรื่อง 4 อักขระ"/>
-    <w:basedOn w:val="a0"/>
-    <w:link w:val="4"/>
+  <w:style w:type="character" w:customStyle="1" w:styleId="Heading4Char">
+    <w:name w:val="Heading 4 Char"/>
+    <w:basedOn w:val="DefaultParagraphFont"/>
+    <w:link w:val="Heading4"/>
     <w:uiPriority w:val="9"/>
     <w:semiHidden/>
     <w:rsid w:val="00AD1366"/>
@@ -1566,10 +1611,10 @@
       <w:szCs w:val="35"/>
     </w:rPr>
   </w:style>
-  <w:style w:type="character" w:customStyle="1" w:styleId="50">
-    <w:name w:val="หัวเรื่อง 5 อักขระ"/>
-    <w:basedOn w:val="a0"/>
-    <w:link w:val="5"/>
+  <w:style w:type="character" w:customStyle="1" w:styleId="Heading5Char">
+    <w:name w:val="Heading 5 Char"/>
+    <w:basedOn w:val="DefaultParagraphFont"/>
+    <w:link w:val="Heading5"/>
     <w:uiPriority w:val="9"/>
     <w:semiHidden/>
     <w:rsid w:val="00AD1366"/>
@@ -1578,10 +1623,10 @@
       <w:color w:val="0F4761" w:themeColor="accent1" w:themeShade="BF"/>
     </w:rPr>
   </w:style>
-  <w:style w:type="character" w:customStyle="1" w:styleId="60">
-    <w:name w:val="หัวเรื่อง 6 อักขระ"/>
-    <w:basedOn w:val="a0"/>
-    <w:link w:val="6"/>
+  <w:style w:type="character" w:customStyle="1" w:styleId="Heading6Char">
+    <w:name w:val="Heading 6 Char"/>
+    <w:basedOn w:val="DefaultParagraphFont"/>
+    <w:link w:val="Heading6"/>
     <w:uiPriority w:val="9"/>
     <w:semiHidden/>
     <w:rsid w:val="00AD1366"/>
@@ -1592,10 +1637,10 @@
       <w:color w:val="0F4761" w:themeColor="accent1" w:themeShade="BF"/>
     </w:rPr>
   </w:style>
-  <w:style w:type="character" w:customStyle="1" w:styleId="70">
-    <w:name w:val="หัวเรื่อง 7 อักขระ"/>
-    <w:basedOn w:val="a0"/>
-    <w:link w:val="7"/>
+  <w:style w:type="character" w:customStyle="1" w:styleId="Heading7Char">
+    <w:name w:val="Heading 7 Char"/>
+    <w:basedOn w:val="DefaultParagraphFont"/>
+    <w:link w:val="Heading7"/>
     <w:uiPriority w:val="9"/>
     <w:semiHidden/>
     <w:rsid w:val="00AD1366"/>
@@ -1606,10 +1651,10 @@
       <w:color w:val="595959" w:themeColor="text1" w:themeTint="A6"/>
     </w:rPr>
   </w:style>
-  <w:style w:type="character" w:customStyle="1" w:styleId="80">
-    <w:name w:val="หัวเรื่อง 8 อักขระ"/>
-    <w:basedOn w:val="a0"/>
-    <w:link w:val="8"/>
+  <w:style w:type="character" w:customStyle="1" w:styleId="Heading8Char">
+    <w:name w:val="Heading 8 Char"/>
+    <w:basedOn w:val="DefaultParagraphFont"/>
+    <w:link w:val="Heading8"/>
     <w:uiPriority w:val="9"/>
     <w:semiHidden/>
     <w:rsid w:val="00AD1366"/>
@@ -1618,10 +1663,10 @@
       <w:color w:val="595959" w:themeColor="text1" w:themeTint="A6"/>
     </w:rPr>
   </w:style>
-  <w:style w:type="character" w:customStyle="1" w:styleId="90">
-    <w:name w:val="หัวเรื่อง 9 อักขระ"/>
-    <w:basedOn w:val="a0"/>
-    <w:link w:val="9"/>
+  <w:style w:type="character" w:customStyle="1" w:styleId="Heading9Char">
+    <w:name w:val="Heading 9 Char"/>
+    <w:basedOn w:val="DefaultParagraphFont"/>
+    <w:link w:val="Heading9"/>
     <w:uiPriority w:val="9"/>
     <w:semiHidden/>
     <w:rsid w:val="00AD1366"/>
@@ -1630,11 +1675,11 @@
       <w:color w:val="595959" w:themeColor="text1" w:themeTint="A6"/>
     </w:rPr>
   </w:style>
-  <w:style w:type="paragraph" w:styleId="a3">
+  <w:style w:type="paragraph" w:styleId="Title">
     <w:name w:val="Title"/>
-    <w:basedOn w:val="a"/>
-    <w:next w:val="a"/>
-    <w:link w:val="a4"/>
+    <w:basedOn w:val="Normal"/>
+    <w:next w:val="Normal"/>
+    <w:link w:val="TitleChar"/>
     <w:uiPriority w:val="10"/>
     <w:qFormat/>
     <w:rsid w:val="00AD1366"/>
@@ -1651,10 +1696,10 @@
       <w:szCs w:val="71"/>
     </w:rPr>
   </w:style>
-  <w:style w:type="character" w:customStyle="1" w:styleId="a4">
-    <w:name w:val="ชื่อเรื่อง อักขระ"/>
-    <w:basedOn w:val="a0"/>
-    <w:link w:val="a3"/>
+  <w:style w:type="character" w:customStyle="1" w:styleId="TitleChar">
+    <w:name w:val="Title Char"/>
+    <w:basedOn w:val="DefaultParagraphFont"/>
+    <w:link w:val="Title"/>
     <w:uiPriority w:val="10"/>
     <w:rsid w:val="00AD1366"/>
     <w:rPr>
@@ -1665,11 +1710,11 @@
       <w:szCs w:val="71"/>
     </w:rPr>
   </w:style>
-  <w:style w:type="paragraph" w:styleId="a5">
+  <w:style w:type="paragraph" w:styleId="Subtitle">
     <w:name w:val="Subtitle"/>
-    <w:basedOn w:val="a"/>
-    <w:next w:val="a"/>
-    <w:link w:val="a6"/>
+    <w:basedOn w:val="Normal"/>
+    <w:next w:val="Normal"/>
+    <w:link w:val="SubtitleChar"/>
     <w:uiPriority w:val="11"/>
     <w:qFormat/>
     <w:rsid w:val="00AD1366"/>
@@ -1688,10 +1733,10 @@
       <w:szCs w:val="35"/>
     </w:rPr>
   </w:style>
-  <w:style w:type="character" w:customStyle="1" w:styleId="a6">
-    <w:name w:val="ชื่อเรื่องรอง อักขระ"/>
-    <w:basedOn w:val="a0"/>
-    <w:link w:val="a5"/>
+  <w:style w:type="character" w:customStyle="1" w:styleId="SubtitleChar">
+    <w:name w:val="Subtitle Char"/>
+    <w:basedOn w:val="DefaultParagraphFont"/>
+    <w:link w:val="Subtitle"/>
     <w:uiPriority w:val="11"/>
     <w:rsid w:val="00AD1366"/>
     <w:rPr>
@@ -1702,11 +1747,11 @@
       <w:szCs w:val="35"/>
     </w:rPr>
   </w:style>
-  <w:style w:type="paragraph" w:styleId="a7">
+  <w:style w:type="paragraph" w:styleId="Quote">
     <w:name w:val="Quote"/>
-    <w:basedOn w:val="a"/>
-    <w:next w:val="a"/>
-    <w:link w:val="a8"/>
+    <w:basedOn w:val="Normal"/>
+    <w:next w:val="Normal"/>
+    <w:link w:val="QuoteChar"/>
     <w:uiPriority w:val="29"/>
     <w:qFormat/>
     <w:rsid w:val="00AD1366"/>
@@ -1720,10 +1765,10 @@
       <w:color w:val="404040" w:themeColor="text1" w:themeTint="BF"/>
     </w:rPr>
   </w:style>
-  <w:style w:type="character" w:customStyle="1" w:styleId="a8">
-    <w:name w:val="คำอ้างอิง อักขระ"/>
-    <w:basedOn w:val="a0"/>
-    <w:link w:val="a7"/>
+  <w:style w:type="character" w:customStyle="1" w:styleId="QuoteChar">
+    <w:name w:val="Quote Char"/>
+    <w:basedOn w:val="DefaultParagraphFont"/>
+    <w:link w:val="Quote"/>
     <w:uiPriority w:val="29"/>
     <w:rsid w:val="00AD1366"/>
     <w:rPr>
@@ -1732,9 +1777,9 @@
       <w:color w:val="404040" w:themeColor="text1" w:themeTint="BF"/>
     </w:rPr>
   </w:style>
-  <w:style w:type="paragraph" w:styleId="a9">
+  <w:style w:type="paragraph" w:styleId="ListParagraph">
     <w:name w:val="List Paragraph"/>
-    <w:basedOn w:val="a"/>
+    <w:basedOn w:val="Normal"/>
     <w:uiPriority w:val="34"/>
     <w:qFormat/>
     <w:rsid w:val="00AD1366"/>
@@ -1743,9 +1788,9 @@
       <w:contextualSpacing/>
     </w:pPr>
   </w:style>
-  <w:style w:type="character" w:styleId="aa">
+  <w:style w:type="character" w:styleId="IntenseEmphasis">
     <w:name w:val="Intense Emphasis"/>
-    <w:basedOn w:val="a0"/>
+    <w:basedOn w:val="DefaultParagraphFont"/>
     <w:uiPriority w:val="21"/>
     <w:qFormat/>
     <w:rsid w:val="00AD1366"/>
@@ -1755,11 +1800,11 @@
       <w:color w:val="0F4761" w:themeColor="accent1" w:themeShade="BF"/>
     </w:rPr>
   </w:style>
-  <w:style w:type="paragraph" w:styleId="ab">
+  <w:style w:type="paragraph" w:styleId="IntenseQuote">
     <w:name w:val="Intense Quote"/>
-    <w:basedOn w:val="a"/>
-    <w:next w:val="a"/>
-    <w:link w:val="ac"/>
+    <w:basedOn w:val="Normal"/>
+    <w:next w:val="Normal"/>
+    <w:link w:val="IntenseQuoteChar"/>
     <w:uiPriority w:val="30"/>
     <w:qFormat/>
     <w:rsid w:val="00AD1366"/>
@@ -1778,10 +1823,10 @@
       <w:color w:val="0F4761" w:themeColor="accent1" w:themeShade="BF"/>
     </w:rPr>
   </w:style>
-  <w:style w:type="character" w:customStyle="1" w:styleId="ac">
-    <w:name w:val="ทำให้คำอ้างอิงเป็นสีเข้มขึ้น อักขระ"/>
-    <w:basedOn w:val="a0"/>
-    <w:link w:val="ab"/>
+  <w:style w:type="character" w:customStyle="1" w:styleId="IntenseQuoteChar">
+    <w:name w:val="Intense Quote Char"/>
+    <w:basedOn w:val="DefaultParagraphFont"/>
+    <w:link w:val="IntenseQuote"/>
     <w:uiPriority w:val="30"/>
     <w:rsid w:val="00AD1366"/>
     <w:rPr>
@@ -1790,9 +1835,9 @@
       <w:color w:val="0F4761" w:themeColor="accent1" w:themeShade="BF"/>
     </w:rPr>
   </w:style>
-  <w:style w:type="character" w:styleId="ad">
+  <w:style w:type="character" w:styleId="IntenseReference">
     <w:name w:val="Intense Reference"/>
-    <w:basedOn w:val="a0"/>
+    <w:basedOn w:val="DefaultParagraphFont"/>
     <w:uiPriority w:val="32"/>
     <w:qFormat/>
     <w:rsid w:val="00AD1366"/>
@@ -1804,7 +1849,7 @@
       <w:spacing w:val="5"/>
     </w:rPr>
   </w:style>
-  <w:style w:type="paragraph" w:styleId="ae">
+  <w:style w:type="paragraph" w:styleId="Revision">
     <w:name w:val="Revision"/>
     <w:hidden/>
     <w:uiPriority w:val="99"/>

--- a/template_command_solo.docx
+++ b/template_command_solo.docx
@@ -229,7 +229,7 @@
     </w:p>
     <w:p>
       <w:pPr>
-        <w:ind w:rightChars="177" w:right="425"/>
+        <w:ind w:rightChars="117" w:right="281"/>
         <w:jc w:val="both"/>
         <w:rPr>
           <w:rFonts w:ascii="TH SarabunPSK" w:hAnsi="TH SarabunPSK" w:cs="TH SarabunPSK"/>
@@ -350,15 +350,6 @@
           <w:lang w:val="en-US"/>
         </w:rPr>
         <w:t>}</w:t>
-      </w:r>
-      <w:r>
-        <w:rPr>
-          <w:rFonts w:ascii="TH SarabunPSK" w:hAnsi="TH SarabunPSK" w:cs="TH SarabunPSK"/>
-          <w:sz w:val="32"/>
-          <w:szCs w:val="32"/>
-          <w:lang w:val="en-US"/>
-        </w:rPr>
-        <w:t xml:space="preserve"> </w:t>
       </w:r>
       <w:r>
         <w:rPr>
@@ -474,7 +465,7 @@
     <w:p>
       <w:pPr>
         <w:spacing w:before="240"/>
-        <w:ind w:rightChars="177" w:right="425"/>
+        <w:ind w:rightChars="117" w:right="281"/>
         <w:jc w:val="both"/>
         <w:rPr>
           <w:rFonts w:ascii="TH SarabunPSK" w:hAnsi="TH SarabunPSK" w:cs="TH SarabunPSK"/>
